--- a/docs/exports/06-DECISIONS.docx
+++ b/docs/exports/06-DECISIONS.docx
@@ -10,7 +10,7 @@
         <w:t xml:space="preserve">06-DECISIONS</w:t>
       </w:r>
     </w:p>
-    <w:bookmarkStart w:id="19" w:name="decision-log-problems-solutions"/>
+    <w:bookmarkStart w:id="20" w:name="decision-log-problems-solutions"/>
     <w:p>
       <w:pPr>
         <w:pStyle w:val="Heading1"/>
@@ -1147,6 +1147,216 @@
         <w:t xml:space="preserve">alone is enough to understand and rebuild the system.</w:t>
       </w:r>
     </w:p>
+    <w:bookmarkEnd w:id="18"/>
+    <w:bookmarkStart w:id="19" w:name="X650a3de755ba4a4fa6ab89089e39708042035be"/>
+    <w:p>
+      <w:pPr>
+        <w:pStyle w:val="Heading3"/>
+      </w:pPr>
+      <w:r>
+        <w:t xml:space="preserve">D-011 — Schema source-of-truth is SQL migrations; Drizzle adopts via introspection</w:t>
+      </w:r>
+    </w:p>
+    <w:p>
+      <w:pPr>
+        <w:pStyle w:val="Compact"/>
+        <w:numPr>
+          <w:ilvl w:val="0"/>
+          <w:numId w:val="1011"/>
+        </w:numPr>
+      </w:pPr>
+      <w:r>
+        <w:rPr>
+          <w:b/>
+          <w:bCs/>
+        </w:rPr>
+        <w:t xml:space="preserve">Problem:</w:t>
+      </w:r>
+      <w:r>
+        <w:t xml:space="preserve"> </w:t>
+      </w:r>
+      <w:r>
+        <w:t xml:space="preserve">Both the Python engine (ingestion/clustering/crew) and the Next.js website</w:t>
+      </w:r>
+      <w:r>
+        <w:t xml:space="preserve"> </w:t>
+      </w:r>
+      <w:r>
+        <w:t xml:space="preserve">read/write the same Postgres. If Drizzle owns the schema, the Python pipeline can’t be</w:t>
+      </w:r>
+      <w:r>
+        <w:t xml:space="preserve"> </w:t>
+      </w:r>
+      <w:r>
+        <w:t xml:space="preserve">built or tested before the website exists — but the build order starts with the data layer.</w:t>
+      </w:r>
+    </w:p>
+    <w:p>
+      <w:pPr>
+        <w:pStyle w:val="Compact"/>
+        <w:numPr>
+          <w:ilvl w:val="0"/>
+          <w:numId w:val="1011"/>
+        </w:numPr>
+      </w:pPr>
+      <w:r>
+        <w:rPr>
+          <w:b/>
+          <w:bCs/>
+        </w:rPr>
+        <w:t xml:space="preserve">Decision:</w:t>
+      </w:r>
+      <w:r>
+        <w:t xml:space="preserve"> </w:t>
+      </w:r>
+      <w:r>
+        <w:t xml:space="preserve">Author the schema as plain</w:t>
+      </w:r>
+      <w:r>
+        <w:t xml:space="preserve"> </w:t>
+      </w:r>
+      <w:r>
+        <w:rPr>
+          <w:b/>
+          <w:bCs/>
+        </w:rPr>
+        <w:t xml:space="preserve">SQL migrations</w:t>
+      </w:r>
+      <w:r>
+        <w:t xml:space="preserve"> </w:t>
+      </w:r>
+      <w:r>
+        <w:t xml:space="preserve">in</w:t>
+      </w:r>
+      <w:r>
+        <w:t xml:space="preserve"> </w:t>
+      </w:r>
+      <w:r>
+        <w:rPr>
+          <w:rStyle w:val="VerbatimChar"/>
+        </w:rPr>
+        <w:t xml:space="preserve">db/migrations/</w:t>
+      </w:r>
+      <w:r>
+        <w:t xml:space="preserve">, applied</w:t>
+      </w:r>
+      <w:r>
+        <w:t xml:space="preserve"> </w:t>
+      </w:r>
+      <w:r>
+        <w:t xml:space="preserve">by a small Python runner. The website (Plan 3) generates its typed Drizzle schema from</w:t>
+      </w:r>
+      <w:r>
+        <w:t xml:space="preserve"> </w:t>
+      </w:r>
+      <w:r>
+        <w:t xml:space="preserve">the live DB with</w:t>
+      </w:r>
+      <w:r>
+        <w:t xml:space="preserve"> </w:t>
+      </w:r>
+      <w:r>
+        <w:rPr>
+          <w:rStyle w:val="VerbatimChar"/>
+        </w:rPr>
+        <w:t xml:space="preserve">drizzle-kit pull</w:t>
+      </w:r>
+      <w:r>
+        <w:t xml:space="preserve">. Postgres runs from the</w:t>
+      </w:r>
+      <w:r>
+        <w:t xml:space="preserve"> </w:t>
+      </w:r>
+      <w:r>
+        <w:rPr>
+          <w:rStyle w:val="VerbatimChar"/>
+        </w:rPr>
+        <w:t xml:space="preserve">pgvector/pgvector</w:t>
+      </w:r>
+      <w:r>
+        <w:t xml:space="preserve"> </w:t>
+      </w:r>
+      <w:r>
+        <w:t xml:space="preserve">image so</w:t>
+      </w:r>
+      <w:r>
+        <w:t xml:space="preserve"> </w:t>
+      </w:r>
+      <w:r>
+        <w:t xml:space="preserve">the</w:t>
+      </w:r>
+      <w:r>
+        <w:t xml:space="preserve"> </w:t>
+      </w:r>
+      <w:r>
+        <w:rPr>
+          <w:rStyle w:val="VerbatimChar"/>
+        </w:rPr>
+        <w:t xml:space="preserve">vector</w:t>
+      </w:r>
+      <w:r>
+        <w:t xml:space="preserve"> </w:t>
+      </w:r>
+      <w:r>
+        <w:t xml:space="preserve">type is available.</w:t>
+      </w:r>
+    </w:p>
+    <w:p>
+      <w:pPr>
+        <w:pStyle w:val="Compact"/>
+        <w:numPr>
+          <w:ilvl w:val="0"/>
+          <w:numId w:val="1011"/>
+        </w:numPr>
+      </w:pPr>
+      <w:r>
+        <w:rPr>
+          <w:b/>
+          <w:bCs/>
+        </w:rPr>
+        <w:t xml:space="preserve">Rejected:</w:t>
+      </w:r>
+      <w:r>
+        <w:t xml:space="preserve"> </w:t>
+      </w:r>
+      <w:r>
+        <w:t xml:space="preserve">Drizzle-first (forces the frontend to exist before the data pipeline);</w:t>
+      </w:r>
+      <w:r>
+        <w:t xml:space="preserve"> </w:t>
+      </w:r>
+      <w:r>
+        <w:t xml:space="preserve">duplicating the schema in two ORMs (drift risk).</w:t>
+      </w:r>
+    </w:p>
+    <w:p>
+      <w:pPr>
+        <w:pStyle w:val="Compact"/>
+        <w:numPr>
+          <w:ilvl w:val="0"/>
+          <w:numId w:val="1011"/>
+        </w:numPr>
+      </w:pPr>
+      <w:r>
+        <w:rPr>
+          <w:b/>
+          <w:bCs/>
+        </w:rPr>
+        <w:t xml:space="preserve">Consequence:</w:t>
+      </w:r>
+      <w:r>
+        <w:t xml:space="preserve"> </w:t>
+      </w:r>
+      <w:r>
+        <w:t xml:space="preserve">The data foundation is independent and testable on its own; one SQL</w:t>
+      </w:r>
+      <w:r>
+        <w:t xml:space="preserve"> </w:t>
+      </w:r>
+      <w:r>
+        <w:t xml:space="preserve">source of truth; Drizzle stays a typed query layer, not the schema owner.</w:t>
+      </w:r>
+    </w:p>
     <w:p>
       <w:r>
         <w:pict>
@@ -1213,8 +1423,8 @@
         <w:t xml:space="preserve">- **Consequence:** …</w:t>
       </w:r>
     </w:p>
-    <w:bookmarkEnd w:id="18"/>
     <w:bookmarkEnd w:id="19"/>
+    <w:bookmarkEnd w:id="20"/>
     <w:sectPr>
       <w:footnotePr>
         <w:numRestart w:val="eachSect"/>
@@ -1459,6 +1669,9 @@
     <w:abstractNumId w:val="991"/>
   </w:num>
   <w:num w:numId="1010">
+    <w:abstractNumId w:val="991"/>
+  </w:num>
+  <w:num w:numId="1011">
     <w:abstractNumId w:val="991"/>
   </w:num>
 </w:numbering>

--- a/docs/exports/06-DECISIONS.docx
+++ b/docs/exports/06-DECISIONS.docx
@@ -10,7 +10,7 @@
         <w:t xml:space="preserve">06-DECISIONS</w:t>
       </w:r>
     </w:p>
-    <w:bookmarkStart w:id="20" w:name="decision-log-problems-solutions"/>
+    <w:bookmarkStart w:id="23" w:name="decision-log-problems-solutions"/>
     <w:p>
       <w:pPr>
         <w:pStyle w:val="Heading1"/>
@@ -1357,6 +1357,746 @@
         <w:t xml:space="preserve">source of truth; Drizzle stays a typed query layer, not the schema owner.</w:t>
       </w:r>
     </w:p>
+    <w:bookmarkEnd w:id="19"/>
+    <w:bookmarkStart w:id="20" w:name="Xcd0978b9b487e8a5abeb86351d20ef567ebf938"/>
+    <w:p>
+      <w:pPr>
+        <w:pStyle w:val="Heading3"/>
+      </w:pPr>
+      <w:r>
+        <w:t xml:space="preserve">D-012 — Relevance &amp; impact engine (economic impact × geographic proximity)</w:t>
+      </w:r>
+    </w:p>
+    <w:p>
+      <w:pPr>
+        <w:pStyle w:val="Compact"/>
+        <w:numPr>
+          <w:ilvl w:val="0"/>
+          <w:numId w:val="1012"/>
+        </w:numPr>
+      </w:pPr>
+      <w:r>
+        <w:rPr>
+          <w:b/>
+          <w:bCs/>
+        </w:rPr>
+        <w:t xml:space="preserve">Problem:</w:t>
+      </w:r>
+      <w:r>
+        <w:t xml:space="preserve"> </w:t>
+      </w:r>
+      <w:r>
+        <w:t xml:space="preserve">Information overload. Users don’t need</w:t>
+      </w:r>
+      <w:r>
+        <w:t xml:space="preserve"> </w:t>
+      </w:r>
+      <w:r>
+        <w:rPr>
+          <w:i/>
+          <w:iCs/>
+        </w:rPr>
+        <w:t xml:space="preserve">all</w:t>
+      </w:r>
+      <w:r>
+        <w:t xml:space="preserve"> </w:t>
+      </w:r>
+      <w:r>
+        <w:t xml:space="preserve">news — they need the news that</w:t>
+      </w:r>
+      <w:r>
+        <w:t xml:space="preserve"> </w:t>
+      </w:r>
+      <w:r>
+        <w:t xml:space="preserve">actually matters to their economic life. Celebrity/sports/entertainment is noise; an</w:t>
+      </w:r>
+      <w:r>
+        <w:t xml:space="preserve"> </w:t>
+      </w:r>
+      <w:r>
+        <w:t xml:space="preserve">Iran story (→ oil → fuel/inflation) or a tariff war (→ cost of living) is signal.</w:t>
+      </w:r>
+    </w:p>
+    <w:p>
+      <w:pPr>
+        <w:pStyle w:val="Compact"/>
+        <w:numPr>
+          <w:ilvl w:val="0"/>
+          <w:numId w:val="1012"/>
+        </w:numPr>
+      </w:pPr>
+      <w:r>
+        <w:rPr>
+          <w:b/>
+          <w:bCs/>
+        </w:rPr>
+        <w:t xml:space="preserve">Decision:</w:t>
+      </w:r>
+      <w:r>
+        <w:t xml:space="preserve"> </w:t>
+      </w:r>
+      <w:r>
+        <w:t xml:space="preserve">Rank every clustered story by</w:t>
+      </w:r>
+      <w:r>
+        <w:t xml:space="preserve"> </w:t>
+      </w:r>
+      <w:r>
+        <w:rPr>
+          <w:b/>
+          <w:bCs/>
+        </w:rPr>
+        <w:t xml:space="preserve">relevance = economic-impact × geographic</w:t>
+      </w:r>
+      <w:r>
+        <w:rPr>
+          <w:b/>
+          <w:bCs/>
+        </w:rPr>
+        <w:t xml:space="preserve"> </w:t>
+      </w:r>
+      <w:r>
+        <w:rPr>
+          <w:b/>
+          <w:bCs/>
+        </w:rPr>
+        <w:t xml:space="preserve">proximity to a home region</w:t>
+      </w:r>
+      <w:r>
+        <w:t xml:space="preserve">. Two transparent, explainable rules:</w:t>
+      </w:r>
+    </w:p>
+    <w:p>
+      <w:pPr>
+        <w:pStyle w:val="Compact"/>
+        <w:numPr>
+          <w:ilvl w:val="1"/>
+          <w:numId w:val="1013"/>
+        </w:numPr>
+      </w:pPr>
+      <w:r>
+        <w:rPr>
+          <w:b/>
+          <w:bCs/>
+        </w:rPr>
+        <w:t xml:space="preserve">Economic impact</w:t>
+      </w:r>
+      <w:r>
+        <w:t xml:space="preserve"> </w:t>
+      </w:r>
+      <w:r>
+        <w:t xml:space="preserve">— an</w:t>
+      </w:r>
+      <w:r>
+        <w:t xml:space="preserve"> </w:t>
+      </w:r>
+      <w:r>
+        <w:rPr>
+          <w:rStyle w:val="VerbatimChar"/>
+        </w:rPr>
+        <w:t xml:space="preserve">impact_score</w:t>
+      </w:r>
+      <w:r>
+        <w:t xml:space="preserve"> </w:t>
+      </w:r>
+      <w:r>
+        <w:t xml:space="preserve">(0–100): does this affect prices, jobs, rates,</w:t>
+      </w:r>
+      <w:r>
+        <w:t xml:space="preserve"> </w:t>
+      </w:r>
+      <w:r>
+        <w:t xml:space="preserve">cost of living, savings? Low-impact categories are filtered out by default.</w:t>
+      </w:r>
+    </w:p>
+    <w:p>
+      <w:pPr>
+        <w:pStyle w:val="Compact"/>
+        <w:numPr>
+          <w:ilvl w:val="1"/>
+          <w:numId w:val="1013"/>
+        </w:numPr>
+      </w:pPr>
+      <w:r>
+        <w:rPr>
+          <w:b/>
+          <w:bCs/>
+        </w:rPr>
+        <w:t xml:space="preserve">Geographic relevance</w:t>
+      </w:r>
+      <w:r>
+        <w:t xml:space="preserve"> </w:t>
+      </w:r>
+      <w:r>
+        <w:t xml:space="preserve">— a configurable</w:t>
+      </w:r>
+      <w:r>
+        <w:t xml:space="preserve"> </w:t>
+      </w:r>
+      <w:r>
+        <w:rPr>
+          <w:rStyle w:val="VerbatimChar"/>
+          <w:b/>
+          <w:bCs/>
+        </w:rPr>
+        <w:t xml:space="preserve">home_region</w:t>
+      </w:r>
+      <w:r>
+        <w:rPr>
+          <w:b/>
+          <w:bCs/>
+        </w:rPr>
+        <w:t xml:space="preserve"> </w:t>
+      </w:r>
+      <w:r>
+        <w:rPr>
+          <w:b/>
+          <w:bCs/>
+        </w:rPr>
+        <w:t xml:space="preserve">(default: Indonesia)</w:t>
+      </w:r>
+      <w:r>
+        <w:t xml:space="preserve">.</w:t>
+      </w:r>
+      <w:r>
+        <w:t xml:space="preserve"> </w:t>
+      </w:r>
+      <w:r>
+        <w:t xml:space="preserve">Curation weights Local (Indonesia) &gt; Regional (ASEAN/Asia) &gt; Global-high-impact, and</w:t>
+      </w:r>
+      <w:r>
+        <w:t xml:space="preserve"> </w:t>
+      </w:r>
+      <w:r>
+        <w:t xml:space="preserve">drops global news that doesn’t reach the home region economically.</w:t>
+      </w:r>
+      <w:r>
+        <w:t xml:space="preserve"> </w:t>
+      </w:r>
+      <w:r>
+        <w:t xml:space="preserve">Identity:</w:t>
+      </w:r>
+      <w:r>
+        <w:t xml:space="preserve"> </w:t>
+      </w:r>
+      <w:r>
+        <w:rPr>
+          <w:i/>
+          <w:iCs/>
+        </w:rPr>
+        <w:t xml:space="preserve">“world news through an Indonesian economic lens.”</w:t>
+      </w:r>
+    </w:p>
+    <w:p>
+      <w:pPr>
+        <w:pStyle w:val="Compact"/>
+        <w:numPr>
+          <w:ilvl w:val="0"/>
+          <w:numId w:val="1012"/>
+        </w:numPr>
+      </w:pPr>
+      <w:r>
+        <w:rPr>
+          <w:b/>
+          <w:bCs/>
+        </w:rPr>
+        <w:t xml:space="preserve">Safeguards (trust):</w:t>
+      </w:r>
+      <w:r>
+        <w:t xml:space="preserve"> </w:t>
+      </w:r>
+      <w:r>
+        <w:t xml:space="preserve">always show</w:t>
+      </w:r>
+      <w:r>
+        <w:t xml:space="preserve"> </w:t>
+      </w:r>
+      <w:r>
+        <w:rPr>
+          <w:i/>
+          <w:iCs/>
+        </w:rPr>
+        <w:t xml:space="preserve">why</w:t>
+      </w:r>
+      <w:r>
+        <w:t xml:space="preserve"> </w:t>
+      </w:r>
+      <w:r>
+        <w:t xml:space="preserve">a story ranks high (</w:t>
+      </w:r>
+      <w:r>
+        <w:t xml:space="preserve">“oil → inflation”</w:t>
+      </w:r>
+      <w:r>
+        <w:t xml:space="preserve">); offer a</w:t>
+      </w:r>
+      <w:r>
+        <w:t xml:space="preserve"> </w:t>
+      </w:r>
+      <w:r>
+        <w:t xml:space="preserve">quiet</w:t>
+      </w:r>
+      <w:r>
+        <w:t xml:space="preserve"> </w:t>
+      </w:r>
+      <w:r>
+        <w:t xml:space="preserve">“show everything we filtered”</w:t>
+      </w:r>
+      <w:r>
+        <w:t xml:space="preserve"> </w:t>
+      </w:r>
+      <w:r>
+        <w:t xml:space="preserve">— filter by default, never silently censor.</w:t>
+      </w:r>
+    </w:p>
+    <w:p>
+      <w:pPr>
+        <w:pStyle w:val="Compact"/>
+        <w:numPr>
+          <w:ilvl w:val="0"/>
+          <w:numId w:val="1012"/>
+        </w:numPr>
+      </w:pPr>
+      <w:r>
+        <w:rPr>
+          <w:b/>
+          <w:bCs/>
+        </w:rPr>
+        <w:t xml:space="preserve">Scope:</w:t>
+      </w:r>
+      <w:r>
+        <w:t xml:space="preserve"> </w:t>
+      </w:r>
+      <w:r>
+        <w:rPr>
+          <w:rStyle w:val="VerbatimChar"/>
+        </w:rPr>
+        <w:t xml:space="preserve">home_region</w:t>
+      </w:r>
+      <w:r>
+        <w:t xml:space="preserve"> </w:t>
+      </w:r>
+      <w:r>
+        <w:t xml:space="preserve">is a</w:t>
+      </w:r>
+      <w:r>
+        <w:t xml:space="preserve"> </w:t>
+      </w:r>
+      <w:r>
+        <w:rPr>
+          <w:b/>
+          <w:bCs/>
+        </w:rPr>
+        <w:t xml:space="preserve">config value</w:t>
+      </w:r>
+      <w:r>
+        <w:t xml:space="preserve">, not hardcoded — so fixed-Indonesia →</w:t>
+      </w:r>
+      <w:r>
+        <w:t xml:space="preserve"> </w:t>
+      </w:r>
+      <w:r>
+        <w:t xml:space="preserve">IP-geo-detected (v1.5) → user-chosen (v2, needs accounts) is a one-line change. True</w:t>
+      </w:r>
+      <w:r>
+        <w:t xml:space="preserve"> </w:t>
+      </w:r>
+      <w:r>
+        <w:t xml:space="preserve">personal relevance is deferred.</w:t>
+      </w:r>
+    </w:p>
+    <w:p>
+      <w:pPr>
+        <w:pStyle w:val="Compact"/>
+        <w:numPr>
+          <w:ilvl w:val="0"/>
+          <w:numId w:val="1012"/>
+        </w:numPr>
+      </w:pPr>
+      <w:r>
+        <w:rPr>
+          <w:b/>
+          <w:bCs/>
+        </w:rPr>
+        <w:t xml:space="preserve">Consequence:</w:t>
+      </w:r>
+      <w:r>
+        <w:t xml:space="preserve"> </w:t>
+      </w:r>
+      <w:r>
+        <w:t xml:space="preserve">new story fields</w:t>
+      </w:r>
+      <w:r>
+        <w:t xml:space="preserve"> </w:t>
+      </w:r>
+      <w:r>
+        <w:rPr>
+          <w:rStyle w:val="VerbatimChar"/>
+        </w:rPr>
+        <w:t xml:space="preserve">impact_score</w:t>
+      </w:r>
+      <w:r>
+        <w:t xml:space="preserve">,</w:t>
+      </w:r>
+      <w:r>
+        <w:t xml:space="preserve"> </w:t>
+      </w:r>
+      <w:r>
+        <w:rPr>
+          <w:rStyle w:val="VerbatimChar"/>
+        </w:rPr>
+        <w:t xml:space="preserve">impact_summary</w:t>
+      </w:r>
+      <w:r>
+        <w:t xml:space="preserve">,</w:t>
+      </w:r>
+      <w:r>
+        <w:t xml:space="preserve"> </w:t>
+      </w:r>
+      <w:r>
+        <w:rPr>
+          <w:rStyle w:val="VerbatimChar"/>
+        </w:rPr>
+        <w:t xml:space="preserve">affected_regions</w:t>
+      </w:r>
+      <w:r>
+        <w:t xml:space="preserve">,</w:t>
+      </w:r>
+      <w:r>
+        <w:t xml:space="preserve"> </w:t>
+      </w:r>
+      <w:r>
+        <w:rPr>
+          <w:rStyle w:val="VerbatimChar"/>
+        </w:rPr>
+        <w:t xml:space="preserve">region_relevance</w:t>
+      </w:r>
+      <w:r>
+        <w:t xml:space="preserve">; Indonesian news sources added; the Curator weights by region and the</w:t>
+      </w:r>
+      <w:r>
+        <w:t xml:space="preserve"> </w:t>
+      </w:r>
+      <w:r>
+        <w:t xml:space="preserve">Editor adds the local angle; the home page ranks by relevance, not recency.</w:t>
+      </w:r>
+    </w:p>
+    <w:bookmarkEnd w:id="20"/>
+    <w:bookmarkStart w:id="21" w:name="X2448d218fee59a210c37988b911763adf2ed7aa"/>
+    <w:p>
+      <w:pPr>
+        <w:pStyle w:val="Heading3"/>
+      </w:pPr>
+      <w:r>
+        <w:t xml:space="preserve">D-013 — Analyze full article content (ephemeral), store summaries only</w:t>
+      </w:r>
+    </w:p>
+    <w:p>
+      <w:pPr>
+        <w:pStyle w:val="Compact"/>
+        <w:numPr>
+          <w:ilvl w:val="0"/>
+          <w:numId w:val="1014"/>
+        </w:numPr>
+      </w:pPr>
+      <w:r>
+        <w:rPr>
+          <w:b/>
+          <w:bCs/>
+        </w:rPr>
+        <w:t xml:space="preserve">Problem:</w:t>
+      </w:r>
+      <w:r>
+        <w:t xml:space="preserve"> </w:t>
+      </w:r>
+      <w:r>
+        <w:t xml:space="preserve">Titles + RSS snippets are too shallow for real bias/impact analysis, but</w:t>
+      </w:r>
+      <w:r>
+        <w:t xml:space="preserve"> </w:t>
+      </w:r>
+      <w:r>
+        <w:t xml:space="preserve">storing full article text raises copyright + bloat concerns (D-009).</w:t>
+      </w:r>
+    </w:p>
+    <w:p>
+      <w:pPr>
+        <w:pStyle w:val="Compact"/>
+        <w:numPr>
+          <w:ilvl w:val="0"/>
+          <w:numId w:val="1014"/>
+        </w:numPr>
+      </w:pPr>
+      <w:r>
+        <w:rPr>
+          <w:b/>
+          <w:bCs/>
+        </w:rPr>
+        <w:t xml:space="preserve">Decision:</w:t>
+      </w:r>
+      <w:r>
+        <w:t xml:space="preserve"> </w:t>
+      </w:r>
+      <w:r>
+        <w:t xml:space="preserve">At analysis time, fetch + extract each article’s</w:t>
+      </w:r>
+      <w:r>
+        <w:t xml:space="preserve"> </w:t>
+      </w:r>
+      <w:r>
+        <w:rPr>
+          <w:b/>
+          <w:bCs/>
+        </w:rPr>
+        <w:t xml:space="preserve">full body</w:t>
+      </w:r>
+      <w:r>
+        <w:t xml:space="preserve"> </w:t>
+      </w:r>
+      <w:r>
+        <w:t xml:space="preserve">(e.g.</w:t>
+      </w:r>
+      <w:r>
+        <w:t xml:space="preserve"> </w:t>
+      </w:r>
+      <w:r>
+        <w:t xml:space="preserve">trafilatura/readability) and feed it to the crew. Persist only a derived summary + the</w:t>
+      </w:r>
+      <w:r>
+        <w:t xml:space="preserve"> </w:t>
+      </w:r>
+      <w:r>
+        <w:t xml:space="preserve">source URL — never full copyrighted text. Embedding/clustering uses title + lead (cheap,</w:t>
+      </w:r>
+      <w:r>
+        <w:t xml:space="preserve"> </w:t>
+      </w:r>
+      <w:r>
+        <w:t xml:space="preserve">sufficient); the deep analysis uses the full body (quality where it matters).</w:t>
+      </w:r>
+    </w:p>
+    <w:p>
+      <w:pPr>
+        <w:pStyle w:val="Compact"/>
+        <w:numPr>
+          <w:ilvl w:val="0"/>
+          <w:numId w:val="1014"/>
+        </w:numPr>
+      </w:pPr>
+      <w:r>
+        <w:rPr>
+          <w:b/>
+          <w:bCs/>
+        </w:rPr>
+        <w:t xml:space="preserve">Consequence:</w:t>
+      </w:r>
+      <w:r>
+        <w:t xml:space="preserve"> </w:t>
+      </w:r>
+      <w:r>
+        <w:t xml:space="preserve">grounded analysis; D-009 still holds. Adds an extraction step + more</w:t>
+      </w:r>
+      <w:r>
+        <w:t xml:space="preserve"> </w:t>
+      </w:r>
+      <w:r>
+        <w:t xml:space="preserve">tokens for the local 14B model (free, just slower). SSRF: only fetch article URLs that</w:t>
+      </w:r>
+      <w:r>
+        <w:t xml:space="preserve"> </w:t>
+      </w:r>
+      <w:r>
+        <w:t xml:space="preserve">came from trusted feeds, with size/redirect limits (05-SECURITY §7).</w:t>
+      </w:r>
+    </w:p>
+    <w:bookmarkEnd w:id="21"/>
+    <w:bookmarkStart w:id="22" w:name="Xe0519b85974dfb2739b98781c6c6749db86b651"/>
+    <w:p>
+      <w:pPr>
+        <w:pStyle w:val="Heading3"/>
+      </w:pPr>
+      <w:r>
+        <w:t xml:space="preserve">D-014 — Source-reputation memory (track outlets over time); author-level deferred</w:t>
+      </w:r>
+    </w:p>
+    <w:p>
+      <w:pPr>
+        <w:pStyle w:val="Compact"/>
+        <w:numPr>
+          <w:ilvl w:val="0"/>
+          <w:numId w:val="1015"/>
+        </w:numPr>
+      </w:pPr>
+      <w:r>
+        <w:rPr>
+          <w:b/>
+          <w:bCs/>
+        </w:rPr>
+        <w:t xml:space="preserve">Problem:</w:t>
+      </w:r>
+      <w:r>
+        <w:t xml:space="preserve"> </w:t>
+      </w:r>
+      <w:r>
+        <w:t xml:space="preserve">Per-article bias ratings are one-shot guesses — inconsistent, hard to defend.</w:t>
+      </w:r>
+    </w:p>
+    <w:p>
+      <w:pPr>
+        <w:pStyle w:val="Compact"/>
+        <w:numPr>
+          <w:ilvl w:val="0"/>
+          <w:numId w:val="1015"/>
+        </w:numPr>
+      </w:pPr>
+      <w:r>
+        <w:rPr>
+          <w:b/>
+          <w:bCs/>
+        </w:rPr>
+        <w:t xml:space="preserve">Decision:</w:t>
+      </w:r>
+      <w:r>
+        <w:t xml:space="preserve"> </w:t>
+      </w:r>
+      <w:r>
+        <w:t xml:space="preserve">Accumulate per-outlet reputation in a</w:t>
+      </w:r>
+      <w:r>
+        <w:t xml:space="preserve"> </w:t>
+      </w:r>
+      <w:r>
+        <w:rPr>
+          <w:rStyle w:val="VerbatimChar"/>
+        </w:rPr>
+        <w:t xml:space="preserve">sources</w:t>
+      </w:r>
+      <w:r>
+        <w:t xml:space="preserve"> </w:t>
+      </w:r>
+      <w:r>
+        <w:t xml:space="preserve">table: historical lean</w:t>
+      </w:r>
+      <w:r>
+        <w:t xml:space="preserve"> </w:t>
+      </w:r>
+      <w:r>
+        <w:t xml:space="preserve">distribution, article count, how often the outlet’s framing diverges from the neutral</w:t>
+      </w:r>
+      <w:r>
+        <w:t xml:space="preserve"> </w:t>
+      </w:r>
+      <w:r>
+        <w:t xml:space="preserve">synthesis, reliability. The Bias agent reads this as a prior and updates it after each</w:t>
+      </w:r>
+      <w:r>
+        <w:t xml:space="preserve"> </w:t>
+      </w:r>
+      <w:r>
+        <w:t xml:space="preserve">analysis. Turns bias from a vibe into a track record (strengthens D-007).</w:t>
+      </w:r>
+      <w:r>
+        <w:t xml:space="preserve"> </w:t>
+      </w:r>
+      <w:r>
+        <w:rPr>
+          <w:b/>
+          <w:bCs/>
+        </w:rPr>
+        <w:t xml:space="preserve">Author/writer-level</w:t>
+      </w:r>
+      <w:r>
+        <w:t xml:space="preserve"> </w:t>
+      </w:r>
+      <w:r>
+        <w:t xml:space="preserve">is deferred — bylines are sparse in RSS and per-author data too</w:t>
+      </w:r>
+      <w:r>
+        <w:t xml:space="preserve"> </w:t>
+      </w:r>
+      <w:r>
+        <w:t xml:space="preserve">thin; capture</w:t>
+      </w:r>
+      <w:r>
+        <w:t xml:space="preserve"> </w:t>
+      </w:r>
+      <w:r>
+        <w:rPr>
+          <w:rStyle w:val="VerbatimChar"/>
+        </w:rPr>
+        <w:t xml:space="preserve">articles.author</w:t>
+      </w:r>
+      <w:r>
+        <w:t xml:space="preserve"> </w:t>
+      </w:r>
+      <w:r>
+        <w:t xml:space="preserve">when present to enable it later.</w:t>
+      </w:r>
+    </w:p>
+    <w:p>
+      <w:pPr>
+        <w:pStyle w:val="Compact"/>
+        <w:numPr>
+          <w:ilvl w:val="0"/>
+          <w:numId w:val="1015"/>
+        </w:numPr>
+      </w:pPr>
+      <w:r>
+        <w:rPr>
+          <w:b/>
+          <w:bCs/>
+        </w:rPr>
+        <w:t xml:space="preserve">Consequence:</w:t>
+      </w:r>
+      <w:r>
+        <w:t xml:space="preserve"> </w:t>
+      </w:r>
+      <w:r>
+        <w:t xml:space="preserve">new</w:t>
+      </w:r>
+      <w:r>
+        <w:t xml:space="preserve"> </w:t>
+      </w:r>
+      <w:r>
+        <w:rPr>
+          <w:rStyle w:val="VerbatimChar"/>
+        </w:rPr>
+        <w:t xml:space="preserve">sources</w:t>
+      </w:r>
+      <w:r>
+        <w:t xml:space="preserve"> </w:t>
+      </w:r>
+      <w:r>
+        <w:t xml:space="preserve">table +</w:t>
+      </w:r>
+      <w:r>
+        <w:t xml:space="preserve"> </w:t>
+      </w:r>
+      <w:r>
+        <w:rPr>
+          <w:rStyle w:val="VerbatimChar"/>
+        </w:rPr>
+        <w:t xml:space="preserve">articles.author</w:t>
+      </w:r>
+      <w:r>
+        <w:t xml:space="preserve"> </w:t>
+      </w:r>
+      <w:r>
+        <w:t xml:space="preserve">column; more consistent,</w:t>
+      </w:r>
+      <w:r>
+        <w:t xml:space="preserve"> </w:t>
+      </w:r>
+      <w:r>
+        <w:t xml:space="preserve">defensible bias (</w:t>
+      </w:r>
+      <w:r>
+        <w:t xml:space="preserve">“across N articles this outlet leans X”</w:t>
+      </w:r>
+      <w:r>
+        <w:t xml:space="preserve">). Added in Plan 2.</w:t>
+      </w:r>
+    </w:p>
     <w:p>
       <w:r>
         <w:pict>
@@ -1423,8 +2163,8 @@
         <w:t xml:space="preserve">- **Consequence:** …</w:t>
       </w:r>
     </w:p>
-    <w:bookmarkEnd w:id="19"/>
-    <w:bookmarkEnd w:id="20"/>
+    <w:bookmarkEnd w:id="22"/>
+    <w:bookmarkEnd w:id="23"/>
     <w:sectPr>
       <w:footnotePr>
         <w:numRestart w:val="eachSect"/>
@@ -1636,6 +2376,91 @@
       <w:rPr>
         <w:rFonts w:ascii="Wingdings" w:hAnsi="Wingdings" w:cs="Wingdings" w:hint="default"/>
       </w:rPr>
+    </w:lvl>
+  </w:abstractNum>
+  <w:abstractNum w:abstractNumId="99411">
+    <w:nsid w:val="00A99411"/>
+    <w:multiLevelType w:val="multilevel"/>
+    <w:lvl w:ilvl="0">
+      <w:start w:val="1"/>
+      <w:numFmt w:val="decimal"/>
+      <w:lvlText w:val="%1."/>
+      <w:lvlJc w:val="left"/>
+      <w:pPr>
+        <w:ind w:left="720" w:hanging="360"/>
+      </w:pPr>
+    </w:lvl>
+    <w:lvl w:ilvl="1">
+      <w:start w:val="1"/>
+      <w:numFmt w:val="decimal"/>
+      <w:lvlText w:val="%2."/>
+      <w:lvlJc w:val="left"/>
+      <w:pPr>
+        <w:ind w:left="1440" w:hanging="360"/>
+      </w:pPr>
+    </w:lvl>
+    <w:lvl w:ilvl="2">
+      <w:start w:val="1"/>
+      <w:numFmt w:val="decimal"/>
+      <w:lvlText w:val="%3."/>
+      <w:lvlJc w:val="left"/>
+      <w:pPr>
+        <w:ind w:left="2160" w:hanging="360"/>
+      </w:pPr>
+    </w:lvl>
+    <w:lvl w:ilvl="3">
+      <w:start w:val="1"/>
+      <w:numFmt w:val="decimal"/>
+      <w:lvlText w:val="%4."/>
+      <w:lvlJc w:val="left"/>
+      <w:pPr>
+        <w:ind w:left="2880" w:hanging="360"/>
+      </w:pPr>
+    </w:lvl>
+    <w:lvl w:ilvl="4">
+      <w:start w:val="1"/>
+      <w:numFmt w:val="decimal"/>
+      <w:lvlText w:val="%5."/>
+      <w:lvlJc w:val="left"/>
+      <w:pPr>
+        <w:ind w:left="3600" w:hanging="360"/>
+      </w:pPr>
+    </w:lvl>
+    <w:lvl w:ilvl="5">
+      <w:start w:val="1"/>
+      <w:numFmt w:val="decimal"/>
+      <w:lvlText w:val="%6."/>
+      <w:lvlJc w:val="left"/>
+      <w:pPr>
+        <w:ind w:left="4320" w:hanging="360"/>
+      </w:pPr>
+    </w:lvl>
+    <w:lvl w:ilvl="6">
+      <w:start w:val="1"/>
+      <w:numFmt w:val="decimal"/>
+      <w:lvlText w:val="%7."/>
+      <w:lvlJc w:val="left"/>
+      <w:pPr>
+        <w:ind w:left="5040" w:hanging="360"/>
+      </w:pPr>
+    </w:lvl>
+    <w:lvl w:ilvl="7">
+      <w:start w:val="1"/>
+      <w:numFmt w:val="decimal"/>
+      <w:lvlText w:val="%8."/>
+      <w:lvlJc w:val="left"/>
+      <w:pPr>
+        <w:ind w:left="5760" w:hanging="360"/>
+      </w:pPr>
+    </w:lvl>
+    <w:lvl w:ilvl="8">
+      <w:start w:val="1"/>
+      <w:numFmt w:val="decimal"/>
+      <w:lvlText w:val="%9."/>
+      <w:lvlJc w:val="left"/>
+      <w:pPr>
+        <w:ind w:left="6480" w:hanging="360"/>
+      </w:pPr>
     </w:lvl>
   </w:abstractNum>
   <w:num w:numId="1000">
@@ -1672,6 +2497,45 @@
     <w:abstractNumId w:val="991"/>
   </w:num>
   <w:num w:numId="1011">
+    <w:abstractNumId w:val="991"/>
+  </w:num>
+  <w:num w:numId="1012">
+    <w:abstractNumId w:val="991"/>
+  </w:num>
+  <w:num w:numId="1013">
+    <w:abstractNumId w:val="99411"/>
+    <w:lvlOverride w:ilvl="0">
+      <w:startOverride w:val="1"/>
+    </w:lvlOverride>
+    <w:lvlOverride w:ilvl="1">
+      <w:startOverride w:val="1"/>
+    </w:lvlOverride>
+    <w:lvlOverride w:ilvl="2">
+      <w:startOverride w:val="1"/>
+    </w:lvlOverride>
+    <w:lvlOverride w:ilvl="3">
+      <w:startOverride w:val="1"/>
+    </w:lvlOverride>
+    <w:lvlOverride w:ilvl="4">
+      <w:startOverride w:val="1"/>
+    </w:lvlOverride>
+    <w:lvlOverride w:ilvl="5">
+      <w:startOverride w:val="1"/>
+    </w:lvlOverride>
+    <w:lvlOverride w:ilvl="6">
+      <w:startOverride w:val="1"/>
+    </w:lvlOverride>
+    <w:lvlOverride w:ilvl="7">
+      <w:startOverride w:val="1"/>
+    </w:lvlOverride>
+    <w:lvlOverride w:ilvl="8">
+      <w:startOverride w:val="1"/>
+    </w:lvlOverride>
+  </w:num>
+  <w:num w:numId="1014">
+    <w:abstractNumId w:val="991"/>
+  </w:num>
+  <w:num w:numId="1015">
     <w:abstractNumId w:val="991"/>
   </w:num>
 </w:numbering>
